--- a/Anoora Project Names.docx
+++ b/Anoora Project Names.docx
@@ -1177,6 +1177,44 @@
     <w:p>
       <w:r>
         <w:t xml:space="preserve">- Shiny Textile Process - no place recorded</w:t>
+      </w:r>
+    </w:p>
+    <w:p>
+      <w:pPr>
+        <w:spacing w:before="240"/>
+      </w:pPr>
+      <w:r>
+        <w:rPr>
+          <w:b/>
+          <w:sz w:val="24"/>
+        </w:rPr>
+        <w:t xml:space="preserve">Resolved: Lakshmi Mill</w:t>
+      </w:r>
+    </w:p>
+    <w:p>
+      <w:pPr>
+        <w:spacing w:before="240"/>
+      </w:pPr>
+      <w:r>
+        <w:rPr>
+          <w:b/>
+        </w:rPr>
+        <w:t xml:space="preserve">LMW (Lakshmi Machine Works) - Coimbatore</w:t>
+      </w:r>
+    </w:p>
+    <w:p>
+      <w:r>
+        <w:t xml:space="preserve">Confirmed by Anoora: this is Lakshmi Machine Works (textile spinning machinery, founded 1962), NOT The Lakshmi Mills Co (yarn/cloth). Listed on the site as 'LMW'. Stays under Industrial &amp; Manufacturing.</w:t>
+      </w:r>
+    </w:p>
+    <w:p>
+      <w:r>
+        <w:t xml:space="preserve">https://en.wikipedia.org/wiki/Lakshmi_Machine_Works</w:t>
+      </w:r>
+    </w:p>
+    <w:p>
+      <w:r>
+        <w:t xml:space="preserve">https://www.lmwtmd.com/</w:t>
       </w:r>
     </w:p>
     <w:sectPr>

--- a/Anoora Project Names.docx
+++ b/Anoora Project Names.docx
@@ -1215,6 +1215,44 @@
     <w:p>
       <w:r>
         <w:t xml:space="preserve">https://www.lmwtmd.com/</w:t>
+      </w:r>
+    </w:p>
+    <w:p>
+      <w:pPr>
+        <w:spacing w:before="240"/>
+      </w:pPr>
+      <w:r>
+        <w:rPr>
+          <w:b/>
+          <w:sz w:val="24"/>
+        </w:rPr>
+        <w:t xml:space="preserve">Resolved: Shiny Textile Process</w:t>
+      </w:r>
+    </w:p>
+    <w:p>
+      <w:pPr>
+        <w:spacing w:before="240"/>
+      </w:pPr>
+      <w:r>
+        <w:rPr>
+          <w:b/>
+        </w:rPr>
+        <w:t xml:space="preserve">Shiny Knitwear - Tiruppur</w:t>
+      </w:r>
+    </w:p>
+    <w:p>
+      <w:r>
+        <w:t xml:space="preserve">Confirmed by Anoora. Shiny Knitwear Pvt Ltd, 24 Appachi Nagar Main Road, Tiruppur - knitwear manufacturer &amp; exporter, established 1997, ~4 lakh garments/month. Listed as 'Shiny Knitwear, Tiruppur'. Stays under Textiles &amp; Apparel.</w:t>
+      </w:r>
+    </w:p>
+    <w:p>
+      <w:r>
+        <w:t xml:space="preserve">https://shinyknitwear.in/about/</w:t>
+      </w:r>
+    </w:p>
+    <w:p>
+      <w:r>
+        <w:t xml:space="preserve">https://www.indiamart.com/shiny-knitwear/aboutus.html</w:t>
       </w:r>
     </w:p>
     <w:sectPr>

--- a/Anoora Project Names.docx
+++ b/Anoora Project Names.docx
@@ -1253,6 +1253,44 @@
     <w:p>
       <w:r>
         <w:t xml:space="preserve">https://www.indiamart.com/shiny-knitwear/aboutus.html</w:t>
+      </w:r>
+    </w:p>
+    <w:p>
+      <w:pPr>
+        <w:spacing w:before="240"/>
+      </w:pPr>
+      <w:r>
+        <w:rPr>
+          <w:b/>
+          <w:sz w:val="24"/>
+        </w:rPr>
+        <w:t xml:space="preserve">Resolved: Care24 / Kalyani Kidney Care</w:t>
+      </w:r>
+    </w:p>
+    <w:p>
+      <w:pPr>
+        <w:spacing w:before="240"/>
+      </w:pPr>
+      <w:r>
+        <w:rPr>
+          <w:b/>
+        </w:rPr>
+        <w:t xml:space="preserve">Care24 - Erode  AND  Kalyani Kidney Care - Erode</w:t>
+      </w:r>
+    </w:p>
+    <w:p>
+      <w:r>
+        <w:t xml:space="preserve">Confirmed by Anoora: these are TWO separate projects, not one. The source document listed them on a single line ('Care24, Kalyani Kidney Care - Erode'). Now listed as two entries under Healthcare.</w:t>
+      </w:r>
+    </w:p>
+    <w:p>
+      <w:r>
+        <w:t xml:space="preserve">Kalyani Kidney Care: nephro-urology centre, Erode, established 2004.</w:t>
+      </w:r>
+    </w:p>
+    <w:p>
+      <w:r>
+        <w:t xml:space="preserve">https://www.medindia.net/directories/hospitals/kalyani-kidney-care-centre-erode-tamil-nadu-4977.htm</w:t>
       </w:r>
     </w:p>
     <w:sectPr>

--- a/Anoora Project Names.docx
+++ b/Anoora Project Names.docx
@@ -9,11 +9,17 @@
       <w:r>
         <w:t>Mariott - Hotel</w:t>
       </w:r>
+      <w:r>
+        <w:t xml:space="preserve"> – Trichy 2022</w:t>
+      </w:r>
     </w:p>
     <w:p>
       <w:r>
         <w:t>Milky Mist - Industry</w:t>
       </w:r>
+      <w:r>
+        <w:t xml:space="preserve"> – 2024</w:t>
+      </w:r>
     </w:p>
     <w:p>
       <w:r>
@@ -29,6 +35,9 @@
       <w:r>
         <w:t xml:space="preserve"> – Promoter</w:t>
       </w:r>
+      <w:r>
+        <w:t xml:space="preserve"> – 2024</w:t>
+      </w:r>
     </w:p>
     <w:p>
       <w:proofErr w:type="spellStart"/>
@@ -44,6 +53,9 @@
       <w:r>
         <w:t>Cotton city – Promoters</w:t>
       </w:r>
+      <w:r>
+        <w:t xml:space="preserve"> – 2022</w:t>
+      </w:r>
     </w:p>
     <w:p>
       <w:r>
@@ -62,6 +74,9 @@
       </w:r>
       <w:r>
         <w:t>Ooty</w:t>
+      </w:r>
+      <w:r>
+        <w:t xml:space="preserve"> – 2024</w:t>
       </w:r>
     </w:p>
     <w:p>
@@ -212,6 +227,9 @@
       <w:r>
         <w:t xml:space="preserve"> – Bhavani</w:t>
       </w:r>
+      <w:r>
+        <w:t xml:space="preserve"> – 2017</w:t>
+      </w:r>
     </w:p>
     <w:p/>
     <w:p>
@@ -1291,6 +1309,83 @@
     <w:p>
       <w:r>
         <w:t xml:space="preserve">https://www.medindia.net/directories/hospitals/kalyani-kidney-care-centre-erode-tamil-nadu-4977.htm</w:t>
+      </w:r>
+    </w:p>
+    <w:p>
+      <w:pPr>
+        <w:spacing w:before="240"/>
+      </w:pPr>
+      <w:r>
+        <w:rPr>
+          <w:b/>
+          <w:sz w:val="28"/>
+        </w:rPr>
+        <w:t xml:space="preserve">INVOICE DATES – project years</w:t>
+      </w:r>
+    </w:p>
+    <w:p>
+      <w:r>
+        <w:t xml:space="preserve">Added 2026-09-11 from the invoice register. Year = year of invoice.</w:t>
+      </w:r>
+    </w:p>
+    <w:p>
+      <w:r>
+        <w:t xml:space="preserve">Thiruvalluvar Statue – 30/6/23 – 2023</w:t>
+      </w:r>
+    </w:p>
+    <w:p>
+      <w:r>
+        <w:t xml:space="preserve">Smart City – 2/11/2020 – 2020</w:t>
+      </w:r>
+    </w:p>
+    <w:p>
+      <w:r>
+        <w:t xml:space="preserve">G.D. Naidu Bridge – 26/7/25 – 2025</w:t>
+      </w:r>
+    </w:p>
+    <w:p>
+      <w:r>
+        <w:t xml:space="preserve">Horse Court – 30/4/25 – 2025</w:t>
+      </w:r>
+    </w:p>
+    <w:p>
+      <w:r>
+        <w:t xml:space="preserve">Karthipuram – 30/12/24 – 2024</w:t>
+      </w:r>
+    </w:p>
+    <w:p>
+      <w:r>
+        <w:t xml:space="preserve">Makino – 13/5/24 – 2024</w:t>
+      </w:r>
+    </w:p>
+    <w:p>
+      <w:r>
+        <w:t xml:space="preserve">Trichy Marriott – 1/8/22 – 2022</w:t>
+      </w:r>
+    </w:p>
+    <w:p>
+      <w:r>
+        <w:t xml:space="preserve">Darza – 22/6/22 – 2022</w:t>
+      </w:r>
+    </w:p>
+    <w:p>
+      <w:r>
+        <w:t xml:space="preserve">Cotton City – 8/4/22 – 2022</w:t>
+      </w:r>
+    </w:p>
+    <w:p>
+      <w:r>
+        <w:t xml:space="preserve">Mango Hills – 12/8/24 – 2024</w:t>
+      </w:r>
+    </w:p>
+    <w:p>
+      <w:r>
+        <w:t xml:space="preserve">Kalingarayan Statue – 2017 (year only) – 2017</w:t>
+      </w:r>
+    </w:p>
+    <w:p>
+      <w:r>
+        <w:t xml:space="preserve">Milky Mist Cafe – 12/9/24 – 2024</w:t>
       </w:r>
     </w:p>
     <w:sectPr>
